--- a/02_中文版/中文版补充材料.docx
+++ b/02_中文版/中文版补充材料.docx
@@ -10093,7 +10093,7 @@
         <w:pStyle w:val="FirstParagraph"/>
       </w:pPr>
       <w:r>
-        <w:t xml:space="preserve">在以下预先规定的检验族内实施Holm校正，显著性水平α = 0.05：（1）14个编码器组合相对MLP + CNN组合的比较；（2）5种波形补充相对A2的比较；（3）消融确证族R0 − A1、R0 − A2、R0 − A3与A3 − A4；（4）3个片段配置相对R0的比较；（5）3个适配消融相对R0的比较；（6）6个特征数量水平相对</w:t>
+        <w:t xml:space="preserve">在以下预先规定的检验族内实施Holm校正，显著性水平α = 0.05：（1）14个编码器组合相对MLP + CNN组合的比较；（2）5种波形补充分支相对A2的比较；（3）消融确证族R0 − A1、R0 − A2、R0 − A3与A3 − A4；（4）3个片段配置相对R0的比较；（5）3个适配消融相对R0的比较；（6）6个特征数量水平相对</w:t>
       </w:r>
       <w:r>
         <w:rPr>
@@ -10250,7 +10250,7 @@
         <w:t xml:space="preserve"> </w:t>
       </w:r>
       <w:r>
-        <w:t xml:space="preserve">= 0.90）。诊断分析表明，差异来自主干特征：复现实现的特征在绝对电压上计算，在NMC上会选入脉冲前电压、末点电压、电压分位数等绝对电压水平特征（第0折6项，LFP上基本不选）。NMC开路电压曲线具有斜率，容量衰减使脉冲时的实际SOC偏离名义值，脉冲前电压与SOH的相关系数绝对值平均为0.93（LFP为0.36），由脉冲前电压预测实际SOC偏移的</w:t>
+        <w:t xml:space="preserve">= 0.90）。诊断分析表明，差异来自主分支特征：复现实现的特征在绝对电压上计算，在NMC上会选入脉冲前电压、末点电压、电压分位数等绝对电压水平特征（第0折6项，LFP上基本不选）。NMC开路电压曲线具有斜率，容量衰减使脉冲时的实际SOC偏离名义值，脉冲前电压与SOH的相关系数绝对值平均为0.93（LFP为0.36），由脉冲前电压预测实际SOC偏移的</w:t>
       </w:r>
       <w:r>
         <w:rPr>
@@ -10260,7 +10260,7 @@
         <w:t xml:space="preserve">R</w:t>
       </w:r>
       <w:r>
-        <w:t xml:space="preserve">²为0.964（LFP为0.489）。主干已经获得这部分信息时，波形分支的动态信息与之部分重叠：在每种脉冲工况内，所选特征可解释ΔV前10个主成分方差的99.4%（LFP为18.3%）。将28项绝对电压水平特征从候选特征中移除后，复现实现的A2为2.098个百分点，R0为1.940个百分点，R0 − A2 = −0.158个百分点（−0.205～−0.112，</w:t>
+        <w:t xml:space="preserve">²为0.964（LFP为0.489）。主分支已经获得这部分信息时，波形分支的动态信息与之部分重叠：在每种脉冲工况内，所选特征可解释ΔV前10个主成分方差的99.4%（LFP为18.3%）。将28项绝对电压水平特征从候选特征中移除后，复现实现的A2为2.098个百分点，R0为1.940个百分点，R0 − A2 = −0.158个百分点（−0.205～−0.112，</w:t>
       </w:r>
       <w:r>
         <w:rPr>
@@ -10342,7 +10342,7 @@
         <w:t xml:space="preserve"> </w:t>
       </w:r>
       <w:r>
-        <w:t xml:space="preserve">双分支SOH估计模型（人工特征主干＋脉冲波形补充）的训练与推理流程。</w:t>
+        <w:t xml:space="preserve">双分支SOH估计模型（人工特征主分支＋脉冲波形补充分支）的训练与推理流程。</w:t>
       </w:r>
     </w:p>
     <w:p>
@@ -12724,7 +12724,7 @@
                 <w:b/>
                 <w:noProof/>
               </w:rPr>
-              <w:t xml:space="preserve">主干分支</w:t>
+              <w:t xml:space="preserve">主分支</w:t>
             </w:r>
           </w:p>
         </w:tc>
@@ -13547,7 +13547,7 @@
                 <w:b/>
                 <w:noProof/>
               </w:rPr>
-              <w:t xml:space="preserve">人工特征主干</w:t>
+              <w:t xml:space="preserve">人工特征主分支</w:t>
             </w:r>
           </w:p>
         </w:tc>
@@ -13569,7 +13569,7 @@
                 <w:b/>
                 <w:noProof/>
               </w:rPr>
-              <w:t xml:space="preserve">波形补充</w:t>
+              <w:t xml:space="preserve">波形补充分支</w:t>
             </w:r>
           </w:p>
         </w:tc>
@@ -17740,7 +17740,7 @@
                 <w:b/>
                 <w:noProof/>
               </w:rPr>
-              <w:t xml:space="preserve">主干输入维度</w:t>
+              <w:t xml:space="preserve">主分支输入维度</w:t>
             </w:r>
           </w:p>
         </w:tc>
@@ -19121,7 +19121,7 @@
         <w:t xml:space="preserve">K</w:t>
       </w:r>
       <w:r>
-        <w:t xml:space="preserve">不包括单独拼接的累计循环数，因此主干输入为</w:t>
+        <w:t xml:space="preserve">不包括单独拼接的累计循环数，因此主分支输入为</w:t>
       </w:r>
       <w:r>
         <w:rPr>
@@ -21186,7 +21186,7 @@
               <w:rPr>
                 <w:noProof/>
               </w:rPr>
-              <w:t xml:space="preserve">五折，复现实现，主干不含绝对电压水平特征</w:t>
+              <w:t xml:space="preserve">五折，复现实现，主分支不含绝对电压水平特征</w:t>
             </w:r>
           </w:p>
         </w:tc>
@@ -21421,7 +21421,7 @@
               <a:graphicData uri="http://schemas.openxmlformats.org/drawingml/2006/picture">
                 <pic:pic>
                   <pic:nvPicPr>
-                    <pic:cNvPr descr="figures/figS1_patch_cdf.png" id="28" name="Picture"/>
+                    <pic:cNvPr descr="04_图片/figS1_patch_cdf.png" id="28" name="Picture"/>
                     <pic:cNvPicPr>
                       <a:picLocks noChangeArrowheads="1" noChangeAspect="1"/>
                     </pic:cNvPicPr>
@@ -21486,7 +21486,7 @@
               <a:graphicData uri="http://schemas.openxmlformats.org/drawingml/2006/picture">
                 <pic:pic>
                   <pic:nvPicPr>
-                    <pic:cNvPr descr="figures/figS2_K.png" id="31" name="Picture"/>
+                    <pic:cNvPr descr="04_图片/figS2_K.png" id="31" name="Picture"/>
                     <pic:cNvPicPr>
                       <a:picLocks noChangeArrowheads="1" noChangeAspect="1"/>
                     </pic:cNvPicPr>
@@ -21574,7 +21574,7 @@
               <a:graphicData uri="http://schemas.openxmlformats.org/drawingml/2006/picture">
                 <pic:pic>
                   <pic:nvPicPr>
-                    <pic:cNvPr descr="figures/figS3_bias_soh.png" id="34" name="Picture"/>
+                    <pic:cNvPr descr="04_图片/figS3_bias_soh.png" id="34" name="Picture"/>
                     <pic:cNvPicPr>
                       <a:picLocks noChangeArrowheads="1" noChangeAspect="1"/>
                     </pic:cNvPicPr>
@@ -21639,7 +21639,7 @@
               <a:graphicData uri="http://schemas.openxmlformats.org/drawingml/2006/picture">
                 <pic:pic>
                   <pic:nvPicPr>
-                    <pic:cNvPr descr="figures/figS4_cells.png" id="37" name="Picture"/>
+                    <pic:cNvPr descr="04_图片/figS4_cells.png" id="37" name="Picture"/>
                     <pic:cNvPicPr>
                       <a:picLocks noChangeArrowheads="1" noChangeAspect="1"/>
                     </pic:cNvPicPr>
@@ -21704,7 +21704,7 @@
               <a:graphicData uri="http://schemas.openxmlformats.org/drawingml/2006/picture">
                 <pic:pic>
                   <pic:nvPicPr>
-                    <pic:cNvPr descr="figures/figS5_groups.png" id="40" name="Picture"/>
+                    <pic:cNvPr descr="04_图片/figS5_groups.png" id="40" name="Picture"/>
                     <pic:cNvPicPr>
                       <a:picLocks noChangeArrowheads="1" noChangeAspect="1"/>
                     </pic:cNvPicPr>

--- a/02_中文版/中文版补充材料.docx
+++ b/02_中文版/中文版补充材料.docx
@@ -108,7 +108,7 @@
         <w:pStyle w:val="ContentsEntry"/>
       </w:pPr>
       <w:r>
-        <w:t xml:space="preserve">补充说明S4 泛化性、稳健性与部署实验所用的独立复现实现</w:t>
+        <w:t xml:space="preserve">补充说明S4 泛化性、稳健性与部署实验的实施步骤</w:t>
       </w:r>
     </w:p>
     <w:p>
@@ -116,7 +116,7 @@
         <w:pStyle w:val="ContentsEntry"/>
       </w:pPr>
       <w:r>
-        <w:t xml:space="preserve">补充算法S1；补充表S1～S6；补充图S1～S5</w:t>
+        <w:t xml:space="preserve">补充算法S1；补充表S1～S7；补充图S1～S5</w:t>
       </w:r>
     </w:p>
     <w:bookmarkStart w:id="20" w:name="补充说明s1-人工特征定义"/>
@@ -134,7 +134,7 @@
         <w:pStyle w:val="FirstParagraph"/>
       </w:pPr>
       <w:r>
-        <w:t xml:space="preserve">本说明给出表2中143项波形衍生特征的计算定义，7项上下文量见正文式（3）。分段划分沿用数据发布方的脉冲时序，与一阶、二阶差分序列一并定义如下：</w:t>
+        <w:t xml:space="preserve">本说明给出表2中143项波形衍生特征的计算定义，7项上下文量见正文式（3）。全部特征均在绝对端电压上计算；只有补充分支使用首点作差电压ΔV。分段划分沿用数据发布方的脉冲时序，与一阶、二阶差分序列一并定义如下：</w:t>
       </w:r>
     </w:p>
     <w:p>
@@ -10120,13 +10120,13 @@
       </w:r>
     </w:p>
     <w:bookmarkEnd w:id="22"/>
-    <w:bookmarkStart w:id="23" w:name="补充说明s4-泛化性稳健性与部署实验所用的独立复现实现"/>
+    <w:bookmarkStart w:id="23" w:name="补充说明s4-泛化性稳健性与部署实验的实施步骤"/>
     <w:p>
       <w:pPr>
         <w:pStyle w:val="Heading1"/>
       </w:pPr>
       <w:r>
-        <w:t xml:space="preserve">补充说明S4 泛化性、稳健性与部署实验所用的独立复现实现</w:t>
+        <w:t xml:space="preserve">补充说明S4 泛化性、稳健性与部署实验的实施步骤</w:t>
       </w:r>
     </w:p>
     <w:p>
@@ -10134,7 +10134,27 @@
         <w:pStyle w:val="FirstParagraph"/>
       </w:pPr>
       <w:r>
-        <w:t xml:space="preserve">4.6节中除NMC/石墨数据集主结果外的实验均采用以Python编写的、对本文协议的独立复现实现完成（NumPy、scikit-learn 1.9和PyTorch 2.14，在CPU上运行，每次运行单线程），以数据发布方处理后的脉冲文件[31]为起点。清洗结果与原记录数完全一致：清洗前2,855个组共17,130条记录，第42次RPT处剔除192条记录，清洗后2,823个完整组共16,938条记录（SOH 72.34～100%）。143项波形特征按补充说明S1的定义实现；这些定义未规定的细节（如全局波形量的分位水平以及补充说明S1中未列出的9项电压差）可能与原代码不同，响应时间水平取0.5、0.632和0.9。尽管如此，特征筛选结果相近：第0折选出16项频域与小波量、14项分段统计量、11项差分动力学量、6项全局波形量、1项瞬态边界量和1项非线性复杂度量，以及排在第13位的直流内阻；44项特征在每折中均入选，57项至少在一折中入选。划分置换使用NumPy默认随机数发生器（种子42），可复现各折的规模，但不一定复现原运行中各折的电芯构成。网络结构、损失函数、优化器、学习率调度、早停与初始化种子均沿用正文3.2～3.4节，位置嵌入按U(−0.02, 0.02)初始化。</w:t>
+        <w:t xml:space="preserve">4.6节全部实验均采用原实现：训练循环、特征提取、数据清洗、Top-</w:t>
+      </w:r>
+      <w:r>
+        <w:rPr>
+          <w:i/>
+          <w:iCs/>
+        </w:rPr>
+        <w:t xml:space="preserve">K</w:t>
+      </w:r>
+      <w:r>
+        <w:t xml:space="preserve">筛选、折划分（种子42）和初始化种子（0、1、2）均与主结果相同，Top-</w:t>
+      </w:r>
+      <w:r>
+        <w:rPr>
+          <w:i/>
+          <w:iCs/>
+        </w:rPr>
+        <w:t xml:space="preserve">K</w:t>
+      </w:r>
+      <w:r>
+        <w:t xml:space="preserve">筛选、缺失值填补和标准化只用每个划分的训练电芯拟合。全部结果列于表S6。</w:t>
       </w:r>
     </w:p>
     <w:p>
@@ -10142,20 +10162,14 @@
         <w:pStyle w:val="BodyText"/>
       </w:pPr>
       <w:r>
-        <w:t xml:space="preserve">在原始五折协议下，复现实现得到的R0和A2的RMSE分别为1.427和1.474个百分点（报告值分别为1.377和1.500个百分点）。波形增量的符号与显著性保持不变（−0.046个百分点，区间−0.070～−0.023；</w:t>
-      </w:r>
-      <w:r>
         <w:rPr>
           <w:i/>
           <w:iCs/>
         </w:rPr>
-        <w:t xml:space="preserve">p</w:t>
-      </w:r>
-      <w:r>
-        <w:t xml:space="preserve"> </w:t>
-      </w:r>
-      <w:r>
-        <w:t xml:space="preserve">&lt; 0.001；64个电芯中42个改善），电芯12和电芯3仍分别是估计最好和最差的电芯。补充表S6列出了全部复现结果。</w:t>
+        <w:t xml:space="preserve">留一工况组验证。</w:t>
+      </w:r>
+      <w:r>
+        <w:t xml:space="preserve">11个循环工况组依次整体留作测试集（每组6个电芯，第11组为4个）。从其余10个组中各随机抽取1个电芯作验证集（随机种子为42加组号），其余48个电芯（留出第11组时为50个）作训练集。自助重采样按留出组分层。</w:t>
       </w:r>
     </w:p>
     <w:p>
@@ -10167,10 +10181,37 @@
           <w:i/>
           <w:iCs/>
         </w:rPr>
-        <w:t xml:space="preserve">NMC/石墨数据集。</w:t>
-      </w:r>
-      <w:r>
-        <w:t xml:space="preserve">UConn-ILCC NMC数据集[31]在9个名义SOC下记录了相同的100 s脉冲；本文保留LFP所用的3个SOC（20%、50%和90%），每个RPT对应6种工况，共得到44个电芯的1,336个电芯–RPT组、8,016条记录，SOH范围为41.2%～100%。由于NMC电芯的内阻较高，式（2）中的电压单步跳变上限和极差上限分别放宽至0.3 V和0.8 V，未剔除任何记录。正文结果由原实现得到（5折×3个种子，</w:t>
+        <w:t xml:space="preserve">循环数误差。</w:t>
+      </w:r>
+      <w:r>
+        <w:t xml:space="preserve">将测试记录的累计循环数乘以1.1或0.9，用以正确循环数训练的模型直接评价，不重新训练。</w:t>
+      </w:r>
+    </w:p>
+    <w:p>
+      <w:pPr>
+        <w:pStyle w:val="BodyText"/>
+      </w:pPr>
+      <w:r>
+        <w:rPr>
+          <w:i/>
+          <w:iCs/>
+        </w:rPr>
+        <w:t xml:space="preserve">传感器噪声。</w:t>
+      </w:r>
+      <w:r>
+        <w:t xml:space="preserve">在全部17,130条记录的原始101点电压上加入σ</w:t>
+      </w:r>
+      <w:r>
+        <w:rPr>
+          <w:vertAlign w:val="subscript"/>
+        </w:rPr>
+        <w:t xml:space="preserve">noise</w:t>
+      </w:r>
+      <w:r>
+        <w:t xml:space="preserve"> </w:t>
+      </w:r>
+      <w:r>
+        <w:t xml:space="preserve">= 1或2 mV的高斯噪声，每个噪声水平使用一份固定的噪声实现，R0与A2共用。随后由加噪电压重新提取150项特征，直流内阻上下文列按数据发布方的公式由加噪脉冲重新计算，Top-</w:t>
       </w:r>
       <w:r>
         <w:rPr>
@@ -10180,6 +10221,85 @@
         <w:t xml:space="preserve">K</w:t>
       </w:r>
       <w:r>
+        <w:t xml:space="preserve">在加噪训练数据上重新筛选。清洗不重做，以使16,938条记录与无噪声实验保持配对（σ</w:t>
+      </w:r>
+      <w:r>
+        <w:rPr>
+          <w:vertAlign w:val="subscript"/>
+        </w:rPr>
+        <w:t xml:space="preserve">noise</w:t>
+      </w:r>
+      <w:r>
+        <w:t xml:space="preserve"> </w:t>
+      </w:r>
+      <w:r>
+        <w:t xml:space="preserve">≤ 2 mV远小于清洗阈值）。若仅在测试电压中加入σ</w:t>
+      </w:r>
+      <w:r>
+        <w:rPr>
+          <w:vertAlign w:val="subscript"/>
+        </w:rPr>
+        <w:t xml:space="preserve">noise</w:t>
+      </w:r>
+      <w:r>
+        <w:t xml:space="preserve"> </w:t>
+      </w:r>
+      <w:r>
+        <w:t xml:space="preserve">= 0.5 mV的噪声、模型在无噪声数据上训练，两模型的误差均大幅上升（R0为3.958个百分点，A2为4.339个百分点），因为基于差分和频谱的特征对训练中未出现的噪声较为敏感；因此应使用目标传感器的数据训练，或如上采用匹配的噪声增强。</w:t>
+      </w:r>
+    </w:p>
+    <w:p>
+      <w:pPr>
+        <w:pStyle w:val="BodyText"/>
+      </w:pPr>
+      <w:r>
+        <w:rPr>
+          <w:i/>
+          <w:iCs/>
+        </w:rPr>
+        <w:t xml:space="preserve">脉冲数。</w:t>
+      </w:r>
+      <w:r>
+        <w:t xml:space="preserve">保持用全部6个脉冲训练的模型不变。对6种脉冲工况的全部63个非空子集，在每个电芯–RPT内对子集中各脉冲的预测值与实测SOH取平均，再按式（14）计算电芯宏平均RMSE；每个子集在每个电芯–RPT中至少包含1个脉冲。仅用3个放电脉冲时，R0为1.415个百分点，A2为1.531个百分点。</w:t>
+      </w:r>
+    </w:p>
+    <w:p>
+      <w:pPr>
+        <w:pStyle w:val="BodyText"/>
+      </w:pPr>
+      <w:r>
+        <w:rPr>
+          <w:i/>
+          <w:iCs/>
+        </w:rPr>
+        <w:t xml:space="preserve">归因与开销。</w:t>
+      </w:r>
+      <w:r>
+        <w:t xml:space="preserve">积分梯度以全零的标准化波形为基线，在15个R0模型的波形输入上采用32步中点积分，人工特征和累计循环数固定为实测值，归因换算为SOH百分点。参数量和FLOPs（矩阵乘、卷积与注意力，每次乘加计2次FLOPs）由PyTorch统计；时延为AMD Ryzen 9 8945HX CPU上单线程、批量为1时50次预热后1,000次前向推理的中位数，特征提取时间为原提取脚本单线程运行的耗时。</w:t>
+      </w:r>
+    </w:p>
+    <w:p>
+      <w:pPr>
+        <w:pStyle w:val="BodyText"/>
+      </w:pPr>
+      <w:r>
+        <w:rPr>
+          <w:i/>
+          <w:iCs/>
+        </w:rPr>
+        <w:t xml:space="preserve">NMC/石墨数据集。</w:t>
+      </w:r>
+      <w:r>
+        <w:t xml:space="preserve">UConn-ILCC NMC数据集[31]在9个名义SOC下记录了相同的100 s脉冲；本文保留LFP所用的3个SOC（20%、50%和90%），每个RPT对应6种工况，共得到44个电芯的1,336个电芯–RPT组、8,016条记录，SOH范围为41.2%～100%。由于NMC电芯的内阻较高，式（2）中的电压单步跳变上限和极差上限分别放宽至0.3 V和0.8 V，未剔除任何记录。训练沿用LFP的协议（5折×3个种子，</w:t>
+      </w:r>
+      <w:r>
+        <w:rPr>
+          <w:i/>
+          <w:iCs/>
+        </w:rPr>
+        <w:t xml:space="preserve">K</w:t>
+      </w:r>
+      <w:r>
         <w:t xml:space="preserve"> </w:t>
       </w:r>
       <w:r>
@@ -10196,20 +10316,7 @@
         <w:t xml:space="preserve"> </w:t>
       </w:r>
       <w:r>
-        <w:t xml:space="preserve">= 0.1，与LFP相同）：R0为1.968个百分点，A2为2.132个百分点，R0 − A2 = −0.163个百分点（Holm校正后</w:t>
-      </w:r>
-      <w:r>
-        <w:rPr>
-          <w:i/>
-          <w:iCs/>
-        </w:rPr>
-        <w:t xml:space="preserve">p</w:t>
-      </w:r>
-      <w:r>
-        <w:t xml:space="preserve"> </w:t>
-      </w:r>
-      <w:r>
-        <w:t xml:space="preserve">= 0.0004，39/44），A1为2.468个百分点。直流内阻与SOH高度相关（</w:t>
+        <w:t xml:space="preserve">= 0.1）。直流内阻与SOH高度相关（</w:t>
       </w:r>
       <w:r>
         <w:rPr>
@@ -10222,98 +10329,7 @@
         <w:t xml:space="preserve"> </w:t>
       </w:r>
       <w:r>
-        <w:t xml:space="preserve">≈ −0.82），但因与已选波形特征冗余而未进入任何一折的50项特征，因此A1按其定义单独加入直流内阻；R0与A2均按原流程运行。</w:t>
-      </w:r>
-    </w:p>
-    <w:p>
-      <w:pPr>
-        <w:pStyle w:val="BodyText"/>
-      </w:pPr>
-      <w:r>
-        <w:rPr>
-          <w:i/>
-          <w:iCs/>
-        </w:rPr>
-        <w:t xml:space="preserve">复现实现与原实现的差异。</w:t>
-      </w:r>
-      <w:r>
-        <w:t xml:space="preserve">复现实现在NMC上未得到波形增量（R0为2.030个百分点，A2为2.026个百分点，R0 − A2 = +0.004个百分点，</w:t>
-      </w:r>
-      <w:r>
-        <w:rPr>
-          <w:i/>
-          <w:iCs/>
-        </w:rPr>
-        <w:t xml:space="preserve">p</w:t>
-      </w:r>
-      <w:r>
-        <w:t xml:space="preserve"> </w:t>
-      </w:r>
-      <w:r>
-        <w:t xml:space="preserve">= 0.90）。诊断分析表明，差异来自主分支特征：复现实现的特征在绝对电压上计算，在NMC上会选入脉冲前电压、末点电压、电压分位数等绝对电压水平特征（第0折6项，LFP上基本不选）。NMC开路电压曲线具有斜率，容量衰减使脉冲时的实际SOC偏离名义值，脉冲前电压与SOH的相关系数绝对值平均为0.93（LFP为0.36），由脉冲前电压预测实际SOC偏移的</w:t>
-      </w:r>
-      <w:r>
-        <w:rPr>
-          <w:i/>
-          <w:iCs/>
-        </w:rPr>
-        <w:t xml:space="preserve">R</w:t>
-      </w:r>
-      <w:r>
-        <w:t xml:space="preserve">²为0.964（LFP为0.489）。主分支已经获得这部分信息时，波形分支的动态信息与之部分重叠：在每种脉冲工况内，所选特征可解释ΔV前10个主成分方差的99.4%（LFP为18.3%）。将28项绝对电压水平特征从候选特征中移除后，复现实现的A2为2.098个百分点，R0为1.940个百分点，R0 − A2 = −0.158个百分点（−0.205～−0.112，</w:t>
-      </w:r>
-      <w:r>
-        <w:rPr>
-          <w:i/>
-          <w:iCs/>
-        </w:rPr>
-        <w:t xml:space="preserve">p</w:t>
-      </w:r>
-      <w:r>
-        <w:t xml:space="preserve"> </w:t>
-      </w:r>
-      <w:r>
-        <w:t xml:space="preserve">&lt; 0.001，36/44），与原实现一致。改用全部9个SOC（24,048条记录）不改变复现实现的结论（R0 − A2 = +0.017个百分点，</w:t>
-      </w:r>
-      <w:r>
-        <w:rPr>
-          <w:i/>
-          <w:iCs/>
-        </w:rPr>
-        <w:t xml:space="preserve">p</w:t>
-      </w:r>
-      <w:r>
-        <w:t xml:space="preserve"> </w:t>
-      </w:r>
-      <w:r>
-        <w:t xml:space="preserve">= 0.67），说明差异并非数据量所致。</w:t>
-      </w:r>
-    </w:p>
-    <w:p>
-      <w:pPr>
-        <w:pStyle w:val="BodyText"/>
-      </w:pPr>
-      <w:r>
-        <w:rPr>
-          <w:i/>
-          <w:iCs/>
-        </w:rPr>
-        <w:t xml:space="preserve">训练中未见的噪声。</w:t>
-      </w:r>
-      <w:r>
-        <w:t xml:space="preserve">若只在以无噪数据训练的模型的测试电压中加入高斯噪声，两种神经网络模型都会大幅退化（σ</w:t>
-      </w:r>
-      <w:r>
-        <w:rPr>
-          <w:vertAlign w:val="subscript"/>
-        </w:rPr>
-        <w:t xml:space="preserve">noise</w:t>
-      </w:r>
-      <w:r>
-        <w:t xml:space="preserve"> </w:t>
-      </w:r>
-      <w:r>
-        <w:t xml:space="preserve">= 0.5 mV时：R0为4.37，A2为4.60个百分点）。原因在于，在平滑的、分辨率为0.1 mV的重采样记录上计算的差分类与频谱类特征，对训练中不存在的噪声十分敏感。因此，模型应使用来自目标传感器的数据训练，或如4.6节匹配噪声实验那样采用相匹配的噪声增强。</w:t>
+        <w:t xml:space="preserve">≈ −0.82），但因与已选波形特征冗余而未进入任何一折的50项特征，因此A1按其定义单独加入直流内阻；R0与A2均按原流程运行。每一折的Top-50特征中都有6项绝对电压水平特征（脉冲前电压、末端电压、脉冲内最低电压和平均电压，以及第二段的最低和最高电压），排第31～41位。3 × 5编码器矩阵（表S7）使用相同的数据和划分，R0的15次运行与NMC主结果共用。</w:t>
       </w:r>
     </w:p>
     <w:bookmarkEnd w:id="23"/>
@@ -19436,7 +19452,7 @@
               <w:rPr>
                 <w:noProof/>
               </w:rPr>
-              <w:t xml:space="preserve">五折，报告值（正文）</w:t>
+              <w:t xml:space="preserve">五折（正文）</w:t>
             </w:r>
           </w:p>
         </w:tc>
@@ -19603,7 +19619,7 @@
               <w:rPr>
                 <w:noProof/>
               </w:rPr>
-              <w:t xml:space="preserve">五折，复现实现</w:t>
+              <w:t xml:space="preserve">留一工况组验证</w:t>
             </w:r>
           </w:p>
         </w:tc>
@@ -19639,25 +19655,25 @@
               <w:rPr>
                 <w:noProof/>
               </w:rPr>
-              <w:t xml:space="preserve">1.427</w:t>
-            </w:r>
-          </w:p>
-        </w:tc>
-        <w:tc>
-          <w:tcPr>
-            <w:tcBorders/>
-            <w:vAlign w:val="center"/>
-          </w:tcPr>
-          <w:p>
-            <w:pPr>
-              <w:pStyle w:val="TableText"/>
-              <w:jc w:val="right"/>
-            </w:pPr>
-            <w:r>
-              <w:rPr>
-                <w:noProof/>
-              </w:rPr>
-              <w:t xml:space="preserve">1.474</w:t>
+              <w:t xml:space="preserve">1.520</w:t>
+            </w:r>
+          </w:p>
+        </w:tc>
+        <w:tc>
+          <w:tcPr>
+            <w:tcBorders/>
+            <w:vAlign w:val="center"/>
+          </w:tcPr>
+          <w:p>
+            <w:pPr>
+              <w:pStyle w:val="TableText"/>
+              <w:jc w:val="right"/>
+            </w:pPr>
+            <w:r>
+              <w:rPr>
+                <w:noProof/>
+              </w:rPr>
+              <w:t xml:space="preserve">1.611</w:t>
             </w:r>
           </w:p>
         </w:tc>
@@ -19693,7 +19709,7 @@
               <w:rPr>
                 <w:noProof/>
               </w:rPr>
-              <w:t xml:space="preserve">−0.046</w:t>
+              <w:t xml:space="preserve">−0.090</w:t>
             </w:r>
           </w:p>
         </w:tc>
@@ -19711,7 +19727,7 @@
               <w:rPr>
                 <w:noProof/>
               </w:rPr>
-              <w:t xml:space="preserve">−0.070～−0.023</w:t>
+              <w:t xml:space="preserve">−0.105～−0.075</w:t>
             </w:r>
           </w:p>
         </w:tc>
@@ -19747,7 +19763,7 @@
               <w:rPr>
                 <w:noProof/>
               </w:rPr>
-              <w:t xml:space="preserve">42/64</w:t>
+              <w:t xml:space="preserve">53/64</w:t>
             </w:r>
           </w:p>
         </w:tc>
@@ -19770,7 +19786,7 @@
               <w:rPr>
                 <w:noProof/>
               </w:rPr>
-              <w:t xml:space="preserve">留一工况组验证</w:t>
+              <w:t xml:space="preserve">循环数+10%（仅测试）</w:t>
             </w:r>
           </w:p>
         </w:tc>
@@ -19806,25 +19822,25 @@
               <w:rPr>
                 <w:noProof/>
               </w:rPr>
-              <w:t xml:space="preserve">1.560</w:t>
-            </w:r>
-          </w:p>
-        </w:tc>
-        <w:tc>
-          <w:tcPr>
-            <w:tcBorders/>
-            <w:vAlign w:val="center"/>
-          </w:tcPr>
-          <w:p>
-            <w:pPr>
-              <w:pStyle w:val="TableText"/>
-              <w:jc w:val="right"/>
-            </w:pPr>
-            <w:r>
-              <w:rPr>
-                <w:noProof/>
-              </w:rPr>
-              <w:t xml:space="preserve">1.594</w:t>
+              <w:t xml:space="preserve">1.411</w:t>
+            </w:r>
+          </w:p>
+        </w:tc>
+        <w:tc>
+          <w:tcPr>
+            <w:tcBorders/>
+            <w:vAlign w:val="center"/>
+          </w:tcPr>
+          <w:p>
+            <w:pPr>
+              <w:pStyle w:val="TableText"/>
+              <w:jc w:val="right"/>
+            </w:pPr>
+            <w:r>
+              <w:rPr>
+                <w:noProof/>
+              </w:rPr>
+              <w:t xml:space="preserve">1.527</w:t>
             </w:r>
           </w:p>
         </w:tc>
@@ -19860,7 +19876,7 @@
               <w:rPr>
                 <w:noProof/>
               </w:rPr>
-              <w:t xml:space="preserve">−0.035</w:t>
+              <w:t xml:space="preserve">−0.117</w:t>
             </w:r>
           </w:p>
         </w:tc>
@@ -19878,43 +19894,43 @@
               <w:rPr>
                 <w:noProof/>
               </w:rPr>
-              <w:t xml:space="preserve">−0.053～−0.015</w:t>
-            </w:r>
-          </w:p>
-        </w:tc>
-        <w:tc>
-          <w:tcPr>
-            <w:tcBorders/>
-            <w:vAlign w:val="center"/>
-          </w:tcPr>
-          <w:p>
-            <w:pPr>
-              <w:pStyle w:val="TableText"/>
-              <w:jc w:val="right"/>
-            </w:pPr>
-            <w:r>
-              <w:rPr>
-                <w:noProof/>
-              </w:rPr>
-              <w:t xml:space="preserve">0.008</w:t>
-            </w:r>
-          </w:p>
-        </w:tc>
-        <w:tc>
-          <w:tcPr>
-            <w:tcBorders/>
-            <w:vAlign w:val="center"/>
-          </w:tcPr>
-          <w:p>
-            <w:pPr>
-              <w:pStyle w:val="TableText"/>
-              <w:jc w:val="right"/>
-            </w:pPr>
-            <w:r>
-              <w:rPr>
-                <w:noProof/>
-              </w:rPr>
-              <w:t xml:space="preserve">39/64</w:t>
+              <w:t xml:space="preserve">−0.136～−0.096</w:t>
+            </w:r>
+          </w:p>
+        </w:tc>
+        <w:tc>
+          <w:tcPr>
+            <w:tcBorders/>
+            <w:vAlign w:val="center"/>
+          </w:tcPr>
+          <w:p>
+            <w:pPr>
+              <w:pStyle w:val="TableText"/>
+              <w:jc w:val="right"/>
+            </w:pPr>
+            <w:r>
+              <w:rPr>
+                <w:noProof/>
+              </w:rPr>
+              <w:t xml:space="preserve">&lt;0.001</w:t>
+            </w:r>
+          </w:p>
+        </w:tc>
+        <w:tc>
+          <w:tcPr>
+            <w:tcBorders/>
+            <w:vAlign w:val="center"/>
+          </w:tcPr>
+          <w:p>
+            <w:pPr>
+              <w:pStyle w:val="TableText"/>
+              <w:jc w:val="right"/>
+            </w:pPr>
+            <w:r>
+              <w:rPr>
+                <w:noProof/>
+              </w:rPr>
+              <w:t xml:space="preserve">57/64</w:t>
             </w:r>
           </w:p>
         </w:tc>
@@ -19937,7 +19953,7 @@
               <w:rPr>
                 <w:noProof/>
               </w:rPr>
-              <w:t xml:space="preserve">循环数+10%（仅测试）</w:t>
+              <w:t xml:space="preserve">循环数−10%（仅测试）</w:t>
             </w:r>
           </w:p>
         </w:tc>
@@ -19973,25 +19989,25 @@
               <w:rPr>
                 <w:noProof/>
               </w:rPr>
-              <w:t xml:space="preserve">1.449</w:t>
-            </w:r>
-          </w:p>
-        </w:tc>
-        <w:tc>
-          <w:tcPr>
-            <w:tcBorders/>
-            <w:vAlign w:val="center"/>
-          </w:tcPr>
-          <w:p>
-            <w:pPr>
-              <w:pStyle w:val="TableText"/>
-              <w:jc w:val="right"/>
-            </w:pPr>
-            <w:r>
-              <w:rPr>
-                <w:noProof/>
-              </w:rPr>
-              <w:t xml:space="preserve">1.497</w:t>
+              <w:t xml:space="preserve">1.421</w:t>
+            </w:r>
+          </w:p>
+        </w:tc>
+        <w:tc>
+          <w:tcPr>
+            <w:tcBorders/>
+            <w:vAlign w:val="center"/>
+          </w:tcPr>
+          <w:p>
+            <w:pPr>
+              <w:pStyle w:val="TableText"/>
+              <w:jc w:val="right"/>
+            </w:pPr>
+            <w:r>
+              <w:rPr>
+                <w:noProof/>
+              </w:rPr>
+              <w:t xml:space="preserve">1.538</w:t>
             </w:r>
           </w:p>
         </w:tc>
@@ -20027,7 +20043,7 @@
               <w:rPr>
                 <w:noProof/>
               </w:rPr>
-              <w:t xml:space="preserve">−0.048</w:t>
+              <w:t xml:space="preserve">−0.117</w:t>
             </w:r>
           </w:p>
         </w:tc>
@@ -20045,7 +20061,7 @@
               <w:rPr>
                 <w:noProof/>
               </w:rPr>
-              <w:t xml:space="preserve">−0.072～−0.024</w:t>
+              <w:t xml:space="preserve">−0.134～−0.099</w:t>
             </w:r>
           </w:p>
         </w:tc>
@@ -20081,7 +20097,7 @@
               <w:rPr>
                 <w:noProof/>
               </w:rPr>
-              <w:t xml:space="preserve">43/64</w:t>
+              <w:t xml:space="preserve">59/64</w:t>
             </w:r>
           </w:p>
         </w:tc>
@@ -20104,7 +20120,26 @@
               <w:rPr>
                 <w:noProof/>
               </w:rPr>
-              <w:t xml:space="preserve">循环数−10%（仅测试）</w:t>
+              <w:t xml:space="preserve">匹配噪声，σ</w:t>
+            </w:r>
+            <w:r>
+              <w:rPr>
+                <w:noProof/>
+                <w:vertAlign w:val="subscript"/>
+              </w:rPr>
+              <w:t xml:space="preserve">noise</w:t>
+            </w:r>
+            <w:r>
+              <w:rPr>
+                <w:noProof/>
+              </w:rPr>
+              <w:t xml:space="preserve"> </w:t>
+            </w:r>
+            <w:r>
+              <w:rPr>
+                <w:noProof/>
+              </w:rPr>
+              <w:t xml:space="preserve">= 1 mV</w:t>
             </w:r>
           </w:p>
         </w:tc>
@@ -20140,25 +20175,25 @@
               <w:rPr>
                 <w:noProof/>
               </w:rPr>
-              <w:t xml:space="preserve">1.477</w:t>
-            </w:r>
-          </w:p>
-        </w:tc>
-        <w:tc>
-          <w:tcPr>
-            <w:tcBorders/>
-            <w:vAlign w:val="center"/>
-          </w:tcPr>
-          <w:p>
-            <w:pPr>
-              <w:pStyle w:val="TableText"/>
-              <w:jc w:val="right"/>
-            </w:pPr>
-            <w:r>
-              <w:rPr>
-                <w:noProof/>
-              </w:rPr>
-              <w:t xml:space="preserve">1.518</w:t>
+              <w:t xml:space="preserve">1.562</w:t>
+            </w:r>
+          </w:p>
+        </w:tc>
+        <w:tc>
+          <w:tcPr>
+            <w:tcBorders/>
+            <w:vAlign w:val="center"/>
+          </w:tcPr>
+          <w:p>
+            <w:pPr>
+              <w:pStyle w:val="TableText"/>
+              <w:jc w:val="right"/>
+            </w:pPr>
+            <w:r>
+              <w:rPr>
+                <w:noProof/>
+              </w:rPr>
+              <w:t xml:space="preserve">1.630</w:t>
             </w:r>
           </w:p>
         </w:tc>
@@ -20194,7 +20229,7 @@
               <w:rPr>
                 <w:noProof/>
               </w:rPr>
-              <w:t xml:space="preserve">−0.041</w:t>
+              <w:t xml:space="preserve">−0.068</w:t>
             </w:r>
           </w:p>
         </w:tc>
@@ -20212,43 +20247,43 @@
               <w:rPr>
                 <w:noProof/>
               </w:rPr>
-              <w:t xml:space="preserve">−0.063～−0.018</w:t>
-            </w:r>
-          </w:p>
-        </w:tc>
-        <w:tc>
-          <w:tcPr>
-            <w:tcBorders/>
-            <w:vAlign w:val="center"/>
-          </w:tcPr>
-          <w:p>
-            <w:pPr>
-              <w:pStyle w:val="TableText"/>
-              <w:jc w:val="right"/>
-            </w:pPr>
-            <w:r>
-              <w:rPr>
-                <w:noProof/>
-              </w:rPr>
-              <w:t xml:space="preserve">0.002</w:t>
-            </w:r>
-          </w:p>
-        </w:tc>
-        <w:tc>
-          <w:tcPr>
-            <w:tcBorders/>
-            <w:vAlign w:val="center"/>
-          </w:tcPr>
-          <w:p>
-            <w:pPr>
-              <w:pStyle w:val="TableText"/>
-              <w:jc w:val="right"/>
-            </w:pPr>
-            <w:r>
-              <w:rPr>
-                <w:noProof/>
-              </w:rPr>
-              <w:t xml:space="preserve">39/64</w:t>
+              <w:t xml:space="preserve">−0.087～−0.049</w:t>
+            </w:r>
+          </w:p>
+        </w:tc>
+        <w:tc>
+          <w:tcPr>
+            <w:tcBorders/>
+            <w:vAlign w:val="center"/>
+          </w:tcPr>
+          <w:p>
+            <w:pPr>
+              <w:pStyle w:val="TableText"/>
+              <w:jc w:val="right"/>
+            </w:pPr>
+            <w:r>
+              <w:rPr>
+                <w:noProof/>
+              </w:rPr>
+              <w:t xml:space="preserve">&lt;0.001</w:t>
+            </w:r>
+          </w:p>
+        </w:tc>
+        <w:tc>
+          <w:tcPr>
+            <w:tcBorders/>
+            <w:vAlign w:val="center"/>
+          </w:tcPr>
+          <w:p>
+            <w:pPr>
+              <w:pStyle w:val="TableText"/>
+              <w:jc w:val="right"/>
+            </w:pPr>
+            <w:r>
+              <w:rPr>
+                <w:noProof/>
+              </w:rPr>
+              <w:t xml:space="preserve">54/64</w:t>
             </w:r>
           </w:p>
         </w:tc>
@@ -20290,7 +20325,7 @@
               <w:rPr>
                 <w:noProof/>
               </w:rPr>
-              <w:t xml:space="preserve">= 1 mV</w:t>
+              <w:t xml:space="preserve">= 2 mV</w:t>
             </w:r>
           </w:p>
         </w:tc>
@@ -20326,25 +20361,25 @@
               <w:rPr>
                 <w:noProof/>
               </w:rPr>
-              <w:t xml:space="preserve">1.620</w:t>
-            </w:r>
-          </w:p>
-        </w:tc>
-        <w:tc>
-          <w:tcPr>
-            <w:tcBorders/>
-            <w:vAlign w:val="center"/>
-          </w:tcPr>
-          <w:p>
-            <w:pPr>
-              <w:pStyle w:val="TableText"/>
-              <w:jc w:val="right"/>
-            </w:pPr>
-            <w:r>
-              <w:rPr>
-                <w:noProof/>
-              </w:rPr>
-              <w:t xml:space="preserve">1.678</w:t>
+              <w:t xml:space="preserve">1.700</w:t>
+            </w:r>
+          </w:p>
+        </w:tc>
+        <w:tc>
+          <w:tcPr>
+            <w:tcBorders/>
+            <w:vAlign w:val="center"/>
+          </w:tcPr>
+          <w:p>
+            <w:pPr>
+              <w:pStyle w:val="TableText"/>
+              <w:jc w:val="right"/>
+            </w:pPr>
+            <w:r>
+              <w:rPr>
+                <w:noProof/>
+              </w:rPr>
+              <w:t xml:space="preserve">1.770</w:t>
             </w:r>
           </w:p>
         </w:tc>
@@ -20380,7 +20415,7 @@
               <w:rPr>
                 <w:noProof/>
               </w:rPr>
-              <w:t xml:space="preserve">−0.058</w:t>
+              <w:t xml:space="preserve">−0.070</w:t>
             </w:r>
           </w:p>
         </w:tc>
@@ -20398,7 +20433,7 @@
               <w:rPr>
                 <w:noProof/>
               </w:rPr>
-              <w:t xml:space="preserve">−0.077～−0.040</w:t>
+              <w:t xml:space="preserve">−0.085～−0.053</w:t>
             </w:r>
           </w:p>
         </w:tc>
@@ -20434,7 +20469,7 @@
               <w:rPr>
                 <w:noProof/>
               </w:rPr>
-              <w:t xml:space="preserve">50/64</w:t>
+              <w:t xml:space="preserve">57/64</w:t>
             </w:r>
           </w:p>
         </w:tc>
@@ -20457,7 +20492,7 @@
               <w:rPr>
                 <w:noProof/>
               </w:rPr>
-              <w:t xml:space="preserve">匹配噪声，σ</w:t>
+              <w:t xml:space="preserve">仅测试加噪，σ</w:t>
             </w:r>
             <w:r>
               <w:rPr>
@@ -20476,7 +20511,14 @@
               <w:rPr>
                 <w:noProof/>
               </w:rPr>
-              <w:t xml:space="preserve">= 2 mV</w:t>
+              <w:t xml:space="preserve">= 0.5 mV</w:t>
+            </w:r>
+            <w:r>
+              <w:rPr>
+                <w:noProof/>
+                <w:vertAlign w:val="superscript"/>
+              </w:rPr>
+              <w:t xml:space="preserve">a</w:t>
             </w:r>
           </w:p>
         </w:tc>
@@ -20512,25 +20554,25 @@
               <w:rPr>
                 <w:noProof/>
               </w:rPr>
-              <w:t xml:space="preserve">1.715</w:t>
-            </w:r>
-          </w:p>
-        </w:tc>
-        <w:tc>
-          <w:tcPr>
-            <w:tcBorders/>
-            <w:vAlign w:val="center"/>
-          </w:tcPr>
-          <w:p>
-            <w:pPr>
-              <w:pStyle w:val="TableText"/>
-              <w:jc w:val="right"/>
-            </w:pPr>
-            <w:r>
-              <w:rPr>
-                <w:noProof/>
-              </w:rPr>
-              <w:t xml:space="preserve">1.760</w:t>
+              <w:t xml:space="preserve">3.958</w:t>
+            </w:r>
+          </w:p>
+        </w:tc>
+        <w:tc>
+          <w:tcPr>
+            <w:tcBorders/>
+            <w:vAlign w:val="center"/>
+          </w:tcPr>
+          <w:p>
+            <w:pPr>
+              <w:pStyle w:val="TableText"/>
+              <w:jc w:val="right"/>
+            </w:pPr>
+            <w:r>
+              <w:rPr>
+                <w:noProof/>
+              </w:rPr>
+              <w:t xml:space="preserve">4.339</w:t>
             </w:r>
           </w:p>
         </w:tc>
@@ -20566,7 +20608,7 @@
               <w:rPr>
                 <w:noProof/>
               </w:rPr>
-              <w:t xml:space="preserve">−0.045</w:t>
+              <w:t xml:space="preserve">−0.382</w:t>
             </w:r>
           </w:p>
         </w:tc>
@@ -20584,43 +20626,43 @@
               <w:rPr>
                 <w:noProof/>
               </w:rPr>
-              <w:t xml:space="preserve">−0.069～−0.022</w:t>
-            </w:r>
-          </w:p>
-        </w:tc>
-        <w:tc>
-          <w:tcPr>
-            <w:tcBorders/>
-            <w:vAlign w:val="center"/>
-          </w:tcPr>
-          <w:p>
-            <w:pPr>
-              <w:pStyle w:val="TableText"/>
-              <w:jc w:val="right"/>
-            </w:pPr>
-            <w:r>
-              <w:rPr>
-                <w:noProof/>
-              </w:rPr>
-              <w:t xml:space="preserve">0.002</w:t>
-            </w:r>
-          </w:p>
-        </w:tc>
-        <w:tc>
-          <w:tcPr>
-            <w:tcBorders/>
-            <w:vAlign w:val="center"/>
-          </w:tcPr>
-          <w:p>
-            <w:pPr>
-              <w:pStyle w:val="TableText"/>
-              <w:jc w:val="right"/>
-            </w:pPr>
-            <w:r>
-              <w:rPr>
-                <w:noProof/>
-              </w:rPr>
-              <w:t xml:space="preserve">46/64</w:t>
+              <w:t xml:space="preserve">—</w:t>
+            </w:r>
+          </w:p>
+        </w:tc>
+        <w:tc>
+          <w:tcPr>
+            <w:tcBorders/>
+            <w:vAlign w:val="center"/>
+          </w:tcPr>
+          <w:p>
+            <w:pPr>
+              <w:pStyle w:val="TableText"/>
+              <w:jc w:val="right"/>
+            </w:pPr>
+            <w:r>
+              <w:rPr>
+                <w:noProof/>
+              </w:rPr>
+              <w:t xml:space="preserve">—</w:t>
+            </w:r>
+          </w:p>
+        </w:tc>
+        <w:tc>
+          <w:tcPr>
+            <w:tcBorders/>
+            <w:vAlign w:val="center"/>
+          </w:tcPr>
+          <w:p>
+            <w:pPr>
+              <w:pStyle w:val="TableText"/>
+              <w:jc w:val="right"/>
+            </w:pPr>
+            <w:r>
+              <w:rPr>
+                <w:noProof/>
+              </w:rPr>
+              <w:t xml:space="preserve">64/64</w:t>
             </w:r>
           </w:p>
         </w:tc>
@@ -20643,33 +20685,7 @@
               <w:rPr>
                 <w:noProof/>
               </w:rPr>
-              <w:t xml:space="preserve">仅测试加噪，σ</w:t>
-            </w:r>
-            <w:r>
-              <w:rPr>
-                <w:noProof/>
-                <w:vertAlign w:val="subscript"/>
-              </w:rPr>
-              <w:t xml:space="preserve">noise</w:t>
-            </w:r>
-            <w:r>
-              <w:rPr>
-                <w:noProof/>
-              </w:rPr>
-              <w:t xml:space="preserve"> </w:t>
-            </w:r>
-            <w:r>
-              <w:rPr>
-                <w:noProof/>
-              </w:rPr>
-              <w:t xml:space="preserve">= 0.5 mV</w:t>
-            </w:r>
-            <w:r>
-              <w:rPr>
-                <w:noProof/>
-                <w:vertAlign w:val="superscript"/>
-              </w:rPr>
-              <w:t xml:space="preserve">a</w:t>
+              <w:t xml:space="preserve">三个充电脉冲</w:t>
             </w:r>
           </w:p>
         </w:tc>
@@ -20705,25 +20721,25 @@
               <w:rPr>
                 <w:noProof/>
               </w:rPr>
-              <w:t xml:space="preserve">4.374</w:t>
-            </w:r>
-          </w:p>
-        </w:tc>
-        <w:tc>
-          <w:tcPr>
-            <w:tcBorders/>
-            <w:vAlign w:val="center"/>
-          </w:tcPr>
-          <w:p>
-            <w:pPr>
-              <w:pStyle w:val="TableText"/>
-              <w:jc w:val="right"/>
-            </w:pPr>
-            <w:r>
-              <w:rPr>
-                <w:noProof/>
-              </w:rPr>
-              <w:t xml:space="preserve">4.595</w:t>
+              <w:t xml:space="preserve">1.379</w:t>
+            </w:r>
+          </w:p>
+        </w:tc>
+        <w:tc>
+          <w:tcPr>
+            <w:tcBorders/>
+            <w:vAlign w:val="center"/>
+          </w:tcPr>
+          <w:p>
+            <w:pPr>
+              <w:pStyle w:val="TableText"/>
+              <w:jc w:val="right"/>
+            </w:pPr>
+            <w:r>
+              <w:rPr>
+                <w:noProof/>
+              </w:rPr>
+              <w:t xml:space="preserve">1.503</w:t>
             </w:r>
           </w:p>
         </w:tc>
@@ -20759,7 +20775,7 @@
               <w:rPr>
                 <w:noProof/>
               </w:rPr>
-              <w:t xml:space="preserve">—</w:t>
+              <w:t xml:space="preserve">−0.125</w:t>
             </w:r>
           </w:p>
         </w:tc>
@@ -20777,43 +20793,43 @@
               <w:rPr>
                 <w:noProof/>
               </w:rPr>
-              <w:t xml:space="preserve">—</w:t>
-            </w:r>
-          </w:p>
-        </w:tc>
-        <w:tc>
-          <w:tcPr>
-            <w:tcBorders/>
-            <w:vAlign w:val="center"/>
-          </w:tcPr>
-          <w:p>
-            <w:pPr>
-              <w:pStyle w:val="TableText"/>
-              <w:jc w:val="right"/>
-            </w:pPr>
-            <w:r>
-              <w:rPr>
-                <w:noProof/>
-              </w:rPr>
-              <w:t xml:space="preserve">—</w:t>
-            </w:r>
-          </w:p>
-        </w:tc>
-        <w:tc>
-          <w:tcPr>
-            <w:tcBorders/>
-            <w:vAlign w:val="center"/>
-          </w:tcPr>
-          <w:p>
-            <w:pPr>
-              <w:pStyle w:val="TableText"/>
-              <w:jc w:val="right"/>
-            </w:pPr>
-            <w:r>
-              <w:rPr>
-                <w:noProof/>
-              </w:rPr>
-              <w:t xml:space="preserve">—</w:t>
+              <w:t xml:space="preserve">−0.149～−0.101</w:t>
+            </w:r>
+          </w:p>
+        </w:tc>
+        <w:tc>
+          <w:tcPr>
+            <w:tcBorders/>
+            <w:vAlign w:val="center"/>
+          </w:tcPr>
+          <w:p>
+            <w:pPr>
+              <w:pStyle w:val="TableText"/>
+              <w:jc w:val="right"/>
+            </w:pPr>
+            <w:r>
+              <w:rPr>
+                <w:noProof/>
+              </w:rPr>
+              <w:t xml:space="preserve">&lt;0.001</w:t>
+            </w:r>
+          </w:p>
+        </w:tc>
+        <w:tc>
+          <w:tcPr>
+            <w:tcBorders/>
+            <w:vAlign w:val="center"/>
+          </w:tcPr>
+          <w:p>
+            <w:pPr>
+              <w:pStyle w:val="TableText"/>
+              <w:jc w:val="right"/>
+            </w:pPr>
+            <w:r>
+              <w:rPr>
+                <w:noProof/>
+              </w:rPr>
+              <w:t xml:space="preserve">56/64</w:t>
             </w:r>
           </w:p>
         </w:tc>
@@ -20836,14 +20852,7 @@
               <w:rPr>
                 <w:noProof/>
               </w:rPr>
-              <w:t xml:space="preserve">五折，原实现</w:t>
-            </w:r>
-            <w:r>
-              <w:rPr>
-                <w:noProof/>
-                <w:vertAlign w:val="superscript"/>
-              </w:rPr>
-              <w:t xml:space="preserve">b</w:t>
+              <w:t xml:space="preserve">三个放电脉冲</w:t>
             </w:r>
           </w:p>
         </w:tc>
@@ -20861,79 +20870,79 @@
               <w:rPr>
                 <w:noProof/>
               </w:rPr>
-              <w:t xml:space="preserve">NMC</w:t>
-            </w:r>
-          </w:p>
-        </w:tc>
-        <w:tc>
-          <w:tcPr>
-            <w:tcBorders/>
-            <w:vAlign w:val="center"/>
-          </w:tcPr>
-          <w:p>
-            <w:pPr>
-              <w:pStyle w:val="TableText"/>
-              <w:jc w:val="right"/>
-            </w:pPr>
-            <w:r>
-              <w:rPr>
-                <w:noProof/>
-              </w:rPr>
-              <w:t xml:space="preserve">1.968</w:t>
-            </w:r>
-          </w:p>
-        </w:tc>
-        <w:tc>
-          <w:tcPr>
-            <w:tcBorders/>
-            <w:vAlign w:val="center"/>
-          </w:tcPr>
-          <w:p>
-            <w:pPr>
-              <w:pStyle w:val="TableText"/>
-              <w:jc w:val="right"/>
-            </w:pPr>
-            <w:r>
-              <w:rPr>
-                <w:noProof/>
-              </w:rPr>
-              <w:t xml:space="preserve">2.132</w:t>
-            </w:r>
-          </w:p>
-        </w:tc>
-        <w:tc>
-          <w:tcPr>
-            <w:tcBorders/>
-            <w:vAlign w:val="center"/>
-          </w:tcPr>
-          <w:p>
-            <w:pPr>
-              <w:pStyle w:val="TableText"/>
-              <w:jc w:val="right"/>
-            </w:pPr>
-            <w:r>
-              <w:rPr>
-                <w:noProof/>
-              </w:rPr>
-              <w:t xml:space="preserve">2.468</w:t>
-            </w:r>
-          </w:p>
-        </w:tc>
-        <w:tc>
-          <w:tcPr>
-            <w:tcBorders/>
-            <w:vAlign w:val="center"/>
-          </w:tcPr>
-          <w:p>
-            <w:pPr>
-              <w:pStyle w:val="TableText"/>
-              <w:jc w:val="right"/>
-            </w:pPr>
-            <w:r>
-              <w:rPr>
-                <w:noProof/>
-              </w:rPr>
-              <w:t xml:space="preserve">−0.163</w:t>
+              <w:t xml:space="preserve">LFP</w:t>
+            </w:r>
+          </w:p>
+        </w:tc>
+        <w:tc>
+          <w:tcPr>
+            <w:tcBorders/>
+            <w:vAlign w:val="center"/>
+          </w:tcPr>
+          <w:p>
+            <w:pPr>
+              <w:pStyle w:val="TableText"/>
+              <w:jc w:val="right"/>
+            </w:pPr>
+            <w:r>
+              <w:rPr>
+                <w:noProof/>
+              </w:rPr>
+              <w:t xml:space="preserve">1.415</w:t>
+            </w:r>
+          </w:p>
+        </w:tc>
+        <w:tc>
+          <w:tcPr>
+            <w:tcBorders/>
+            <w:vAlign w:val="center"/>
+          </w:tcPr>
+          <w:p>
+            <w:pPr>
+              <w:pStyle w:val="TableText"/>
+              <w:jc w:val="right"/>
+            </w:pPr>
+            <w:r>
+              <w:rPr>
+                <w:noProof/>
+              </w:rPr>
+              <w:t xml:space="preserve">1.531</w:t>
+            </w:r>
+          </w:p>
+        </w:tc>
+        <w:tc>
+          <w:tcPr>
+            <w:tcBorders/>
+            <w:vAlign w:val="center"/>
+          </w:tcPr>
+          <w:p>
+            <w:pPr>
+              <w:pStyle w:val="TableText"/>
+              <w:jc w:val="right"/>
+            </w:pPr>
+            <w:r>
+              <w:rPr>
+                <w:noProof/>
+              </w:rPr>
+              <w:t xml:space="preserve">—</w:t>
+            </w:r>
+          </w:p>
+        </w:tc>
+        <w:tc>
+          <w:tcPr>
+            <w:tcBorders/>
+            <w:vAlign w:val="center"/>
+          </w:tcPr>
+          <w:p>
+            <w:pPr>
+              <w:pStyle w:val="TableText"/>
+              <w:jc w:val="right"/>
+            </w:pPr>
+            <w:r>
+              <w:rPr>
+                <w:noProof/>
+              </w:rPr>
+              <w:t xml:space="preserve">−0.116</w:t>
             </w:r>
           </w:p>
         </w:tc>
@@ -20951,50 +20960,43 @@
               <w:rPr>
                 <w:noProof/>
               </w:rPr>
-              <w:t xml:space="preserve">待补</w:t>
-            </w:r>
-          </w:p>
-        </w:tc>
-        <w:tc>
-          <w:tcPr>
-            <w:tcBorders/>
-            <w:vAlign w:val="center"/>
-          </w:tcPr>
-          <w:p>
-            <w:pPr>
-              <w:pStyle w:val="TableText"/>
-              <w:jc w:val="right"/>
-            </w:pPr>
-            <w:r>
-              <w:rPr>
-                <w:noProof/>
-              </w:rPr>
-              <w:t xml:space="preserve">0.0004</w:t>
-            </w:r>
-            <w:r>
-              <w:rPr>
-                <w:noProof/>
-                <w:vertAlign w:val="superscript"/>
-              </w:rPr>
-              <w:t xml:space="preserve">c</w:t>
-            </w:r>
-          </w:p>
-        </w:tc>
-        <w:tc>
-          <w:tcPr>
-            <w:tcBorders/>
-            <w:vAlign w:val="center"/>
-          </w:tcPr>
-          <w:p>
-            <w:pPr>
-              <w:pStyle w:val="TableText"/>
-              <w:jc w:val="right"/>
-            </w:pPr>
-            <w:r>
-              <w:rPr>
-                <w:noProof/>
-              </w:rPr>
-              <w:t xml:space="preserve">39/44</w:t>
+              <w:t xml:space="preserve">−0.134～−0.098</w:t>
+            </w:r>
+          </w:p>
+        </w:tc>
+        <w:tc>
+          <w:tcPr>
+            <w:tcBorders/>
+            <w:vAlign w:val="center"/>
+          </w:tcPr>
+          <w:p>
+            <w:pPr>
+              <w:pStyle w:val="TableText"/>
+              <w:jc w:val="right"/>
+            </w:pPr>
+            <w:r>
+              <w:rPr>
+                <w:noProof/>
+              </w:rPr>
+              <w:t xml:space="preserve">&lt;0.001</w:t>
+            </w:r>
+          </w:p>
+        </w:tc>
+        <w:tc>
+          <w:tcPr>
+            <w:tcBorders/>
+            <w:vAlign w:val="center"/>
+          </w:tcPr>
+          <w:p>
+            <w:pPr>
+              <w:pStyle w:val="TableText"/>
+              <w:jc w:val="right"/>
+            </w:pPr>
+            <w:r>
+              <w:rPr>
+                <w:noProof/>
+              </w:rPr>
+              <w:t xml:space="preserve">60/64</w:t>
             </w:r>
           </w:p>
         </w:tc>
@@ -21005,173 +21007,6 @@
         </w:trPr>
         <w:tc>
           <w:tcPr>
-            <w:tcBorders/>
-            <w:vAlign w:val="center"/>
-          </w:tcPr>
-          <w:p>
-            <w:pPr>
-              <w:pStyle w:val="TableText"/>
-              <w:jc w:val="left"/>
-            </w:pPr>
-            <w:r>
-              <w:rPr>
-                <w:noProof/>
-              </w:rPr>
-              <w:t xml:space="preserve">五折，复现实现</w:t>
-            </w:r>
-          </w:p>
-        </w:tc>
-        <w:tc>
-          <w:tcPr>
-            <w:tcBorders/>
-            <w:vAlign w:val="center"/>
-          </w:tcPr>
-          <w:p>
-            <w:pPr>
-              <w:pStyle w:val="TableText"/>
-              <w:jc w:val="left"/>
-            </w:pPr>
-            <w:r>
-              <w:rPr>
-                <w:noProof/>
-              </w:rPr>
-              <w:t xml:space="preserve">NMC</w:t>
-            </w:r>
-          </w:p>
-        </w:tc>
-        <w:tc>
-          <w:tcPr>
-            <w:tcBorders/>
-            <w:vAlign w:val="center"/>
-          </w:tcPr>
-          <w:p>
-            <w:pPr>
-              <w:pStyle w:val="TableText"/>
-              <w:jc w:val="right"/>
-            </w:pPr>
-            <w:r>
-              <w:rPr>
-                <w:noProof/>
-              </w:rPr>
-              <w:t xml:space="preserve">2.030</w:t>
-            </w:r>
-          </w:p>
-        </w:tc>
-        <w:tc>
-          <w:tcPr>
-            <w:tcBorders/>
-            <w:vAlign w:val="center"/>
-          </w:tcPr>
-          <w:p>
-            <w:pPr>
-              <w:pStyle w:val="TableText"/>
-              <w:jc w:val="right"/>
-            </w:pPr>
-            <w:r>
-              <w:rPr>
-                <w:noProof/>
-              </w:rPr>
-              <w:t xml:space="preserve">2.026</w:t>
-            </w:r>
-          </w:p>
-        </w:tc>
-        <w:tc>
-          <w:tcPr>
-            <w:tcBorders/>
-            <w:vAlign w:val="center"/>
-          </w:tcPr>
-          <w:p>
-            <w:pPr>
-              <w:pStyle w:val="TableText"/>
-              <w:jc w:val="right"/>
-            </w:pPr>
-            <w:r>
-              <w:rPr>
-                <w:noProof/>
-              </w:rPr>
-              <w:t xml:space="preserve">2.317</w:t>
-            </w:r>
-          </w:p>
-        </w:tc>
-        <w:tc>
-          <w:tcPr>
-            <w:tcBorders/>
-            <w:vAlign w:val="center"/>
-          </w:tcPr>
-          <w:p>
-            <w:pPr>
-              <w:pStyle w:val="TableText"/>
-              <w:jc w:val="right"/>
-            </w:pPr>
-            <w:r>
-              <w:rPr>
-                <w:noProof/>
-              </w:rPr>
-              <w:t xml:space="preserve">+0.004</w:t>
-            </w:r>
-          </w:p>
-        </w:tc>
-        <w:tc>
-          <w:tcPr>
-            <w:tcBorders/>
-            <w:vAlign w:val="center"/>
-          </w:tcPr>
-          <w:p>
-            <w:pPr>
-              <w:pStyle w:val="TableText"/>
-              <w:jc w:val="left"/>
-            </w:pPr>
-            <w:r>
-              <w:rPr>
-                <w:noProof/>
-              </w:rPr>
-              <w:t xml:space="preserve">−0.042～0.047</w:t>
-            </w:r>
-          </w:p>
-        </w:tc>
-        <w:tc>
-          <w:tcPr>
-            <w:tcBorders/>
-            <w:vAlign w:val="center"/>
-          </w:tcPr>
-          <w:p>
-            <w:pPr>
-              <w:pStyle w:val="TableText"/>
-              <w:jc w:val="right"/>
-            </w:pPr>
-            <w:r>
-              <w:rPr>
-                <w:noProof/>
-              </w:rPr>
-              <w:t xml:space="preserve">0.90</w:t>
-            </w:r>
-          </w:p>
-        </w:tc>
-        <w:tc>
-          <w:tcPr>
-            <w:tcBorders/>
-            <w:vAlign w:val="center"/>
-          </w:tcPr>
-          <w:p>
-            <w:pPr>
-              <w:pStyle w:val="TableText"/>
-              <w:jc w:val="right"/>
-            </w:pPr>
-            <w:r>
-              <w:rPr>
-                <w:noProof/>
-              </w:rPr>
-              <w:t xml:space="preserve">21/44</w:t>
-            </w:r>
-          </w:p>
-        </w:tc>
-      </w:tr>
-      <w:tr>
-        <w:trPr>
-          <w:cantSplit/>
-        </w:trPr>
-        <w:tc>
-          <w:tcPr>
             <w:tcBorders>
               <w:bottom w:val="single" w:sz="12" w:space="0" w:color="000000"/>
             </w:tcBorders>
@@ -21186,7 +21021,14 @@
               <w:rPr>
                 <w:noProof/>
               </w:rPr>
-              <w:t xml:space="preserve">五折，复现实现，主分支不含绝对电压水平特征</w:t>
+              <w:t xml:space="preserve">五折</w:t>
+            </w:r>
+            <w:r>
+              <w:rPr>
+                <w:noProof/>
+                <w:vertAlign w:val="superscript"/>
+              </w:rPr>
+              <w:t xml:space="preserve">b</w:t>
             </w:r>
           </w:p>
         </w:tc>
@@ -21226,7 +21068,7 @@
               <w:rPr>
                 <w:noProof/>
               </w:rPr>
-              <w:t xml:space="preserve">1.940</w:t>
+              <w:t xml:space="preserve">1.968</w:t>
             </w:r>
           </w:p>
         </w:tc>
@@ -21246,7 +21088,7 @@
               <w:rPr>
                 <w:noProof/>
               </w:rPr>
-              <w:t xml:space="preserve">2.098</w:t>
+              <w:t xml:space="preserve">2.132</w:t>
             </w:r>
           </w:p>
         </w:tc>
@@ -21266,7 +21108,7 @@
               <w:rPr>
                 <w:noProof/>
               </w:rPr>
-              <w:t xml:space="preserve">—</w:t>
+              <w:t xml:space="preserve">2.468</w:t>
             </w:r>
           </w:p>
         </w:tc>
@@ -21286,7 +21128,7 @@
               <w:rPr>
                 <w:noProof/>
               </w:rPr>
-              <w:t xml:space="preserve">−0.158</w:t>
+              <w:t xml:space="preserve">−0.163</w:t>
             </w:r>
           </w:p>
         </w:tc>
@@ -21306,7 +21148,7 @@
               <w:rPr>
                 <w:noProof/>
               </w:rPr>
-              <w:t xml:space="preserve">−0.205～−0.112</w:t>
+              <w:t xml:space="preserve">−0.204～−0.125</w:t>
             </w:r>
           </w:p>
         </w:tc>
@@ -21346,7 +21188,7 @@
               <w:rPr>
                 <w:noProof/>
               </w:rPr>
-              <w:t xml:space="preserve">36/44</w:t>
+              <w:t xml:space="preserve">39/44</w:t>
             </w:r>
           </w:p>
         </w:tc>
@@ -21369,7 +21211,7 @@
         <w:t xml:space="preserve"> </w:t>
       </w:r>
       <w:r>
-        <w:t xml:space="preserve">模型在无噪声数据上训练，仅在测试电压中加入噪声。</w:t>
+        <w:t xml:space="preserve">模型在无噪声数据上训练，仅在测试电压中加入噪声。脉冲子集使用以全部6个脉冲训练的模型。</w:t>
       </w:r>
       <w:r>
         <w:rPr>
@@ -21381,19 +21223,564 @@
         <w:t xml:space="preserve"> </w:t>
       </w:r>
       <w:r>
-        <w:t xml:space="preserve">原实现，A1单独加入直流内阻（补充说明S4）。</w:t>
-      </w:r>
+        <w:t xml:space="preserve">A1单独加入直流内阻（补充说明S4）。留一工况组验证下各工况组的误差见正文图7a。</w:t>
+      </w:r>
+    </w:p>
+    <w:p>
+      <w:pPr>
+        <w:pStyle w:val="TableCaption"/>
+      </w:pPr>
       <w:r>
         <w:rPr>
-          <w:vertAlign w:val="superscript"/>
+          <w:b/>
         </w:rPr>
-        <w:t xml:space="preserve">c</w:t>
+        <w:t xml:space="preserve">补充表S7　</w:t>
+      </w:r>
+      <w:r>
+        <w:rPr/>
+        <w:t xml:space="preserve">NMC/石墨数据集上的3 × 5编码器矩阵（电芯宏平均RMSE，SOH百分点；括号内为同一主分支下的排名）</w:t>
+      </w:r>
+    </w:p>
+    <w:tbl>
+      <w:tblPr>
+        <w:tblW w:type="pct" w:w="5000"/>
+        <w:jc w:val="center"/>
+        <w:tblLayout w:type="fixed"/>
+        <w:tblCellMar>
+          <w:top w:w="15" w:type="dxa"/>
+          <w:left w:w="60" w:type="dxa"/>
+          <w:bottom w:w="15" w:type="dxa"/>
+          <w:right w:w="60" w:type="dxa"/>
+        </w:tblCellMar>
+        <w:tblCaption w:val="补充表S7 NMC/石墨数据集上的3 × 5编码器矩阵（电芯宏平均RMSE，SOH百分点；括号内为同一主分支下的排名）"/>
+      </w:tblPr>
+      <w:tblGrid>
+        <w:gridCol w:w="2262"/>
+        <w:gridCol w:w="1131"/>
+        <w:gridCol w:w="1131"/>
+        <w:gridCol w:w="1131"/>
+        <w:gridCol w:w="1131"/>
+        <w:gridCol w:w="1131"/>
+      </w:tblGrid>
+      <w:tr>
+        <w:trPr>
+          <w:tblHeader w:val="true"/>
+          <w:cantSplit/>
+        </w:trPr>
+        <w:tc>
+          <w:tcPr>
+            <w:tcBorders>
+              <w:top w:val="single" w:sz="12" w:space="0" w:color="000000"/>
+              <w:bottom w:val="single" w:sz="6" w:space="0" w:color="000000"/>
+            </w:tcBorders>
+            <w:vAlign w:val="center"/>
+          </w:tcPr>
+          <w:p>
+            <w:pPr>
+              <w:pStyle w:val="TableText"/>
+              <w:jc w:val="left"/>
+            </w:pPr>
+            <w:r>
+              <w:rPr>
+                <w:b/>
+                <w:noProof/>
+              </w:rPr>
+              <w:t xml:space="preserve">主分支</w:t>
+            </w:r>
+          </w:p>
+        </w:tc>
+        <w:tc>
+          <w:tcPr>
+            <w:tcBorders>
+              <w:top w:val="single" w:sz="12" w:space="0" w:color="000000"/>
+              <w:bottom w:val="single" w:sz="6" w:space="0" w:color="000000"/>
+            </w:tcBorders>
+            <w:vAlign w:val="center"/>
+          </w:tcPr>
+          <w:p>
+            <w:pPr>
+              <w:pStyle w:val="TableText"/>
+              <w:jc w:val="right"/>
+            </w:pPr>
+            <w:r>
+              <w:rPr>
+                <w:b/>
+                <w:noProof/>
+              </w:rPr>
+              <w:t xml:space="preserve">CNN</w:t>
+            </w:r>
+          </w:p>
+        </w:tc>
+        <w:tc>
+          <w:tcPr>
+            <w:tcBorders>
+              <w:top w:val="single" w:sz="12" w:space="0" w:color="000000"/>
+              <w:bottom w:val="single" w:sz="6" w:space="0" w:color="000000"/>
+            </w:tcBorders>
+            <w:vAlign w:val="center"/>
+          </w:tcPr>
+          <w:p>
+            <w:pPr>
+              <w:pStyle w:val="TableText"/>
+              <w:jc w:val="right"/>
+            </w:pPr>
+            <w:r>
+              <w:rPr>
+                <w:b/>
+                <w:noProof/>
+              </w:rPr>
+              <w:t xml:space="preserve">MLP</w:t>
+            </w:r>
+          </w:p>
+        </w:tc>
+        <w:tc>
+          <w:tcPr>
+            <w:tcBorders>
+              <w:top w:val="single" w:sz="12" w:space="0" w:color="000000"/>
+              <w:bottom w:val="single" w:sz="6" w:space="0" w:color="000000"/>
+            </w:tcBorders>
+            <w:vAlign w:val="center"/>
+          </w:tcPr>
+          <w:p>
+            <w:pPr>
+              <w:pStyle w:val="TableText"/>
+              <w:jc w:val="right"/>
+            </w:pPr>
+            <w:r>
+              <w:rPr>
+                <w:b/>
+                <w:noProof/>
+              </w:rPr>
+              <w:t xml:space="preserve">TCN</w:t>
+            </w:r>
+          </w:p>
+        </w:tc>
+        <w:tc>
+          <w:tcPr>
+            <w:tcBorders>
+              <w:top w:val="single" w:sz="12" w:space="0" w:color="000000"/>
+              <w:bottom w:val="single" w:sz="6" w:space="0" w:color="000000"/>
+            </w:tcBorders>
+            <w:vAlign w:val="center"/>
+          </w:tcPr>
+          <w:p>
+            <w:pPr>
+              <w:pStyle w:val="TableText"/>
+              <w:jc w:val="right"/>
+            </w:pPr>
+            <w:r>
+              <w:rPr>
+                <w:b/>
+                <w:noProof/>
+              </w:rPr>
+              <w:t xml:space="preserve">PW-Transformer</w:t>
+            </w:r>
+          </w:p>
+        </w:tc>
+        <w:tc>
+          <w:tcPr>
+            <w:tcBorders>
+              <w:top w:val="single" w:sz="12" w:space="0" w:color="000000"/>
+              <w:bottom w:val="single" w:sz="6" w:space="0" w:color="000000"/>
+            </w:tcBorders>
+            <w:vAlign w:val="center"/>
+          </w:tcPr>
+          <w:p>
+            <w:pPr>
+              <w:pStyle w:val="TableText"/>
+              <w:jc w:val="right"/>
+            </w:pPr>
+            <w:r>
+              <w:rPr>
+                <w:b/>
+                <w:noProof/>
+              </w:rPr>
+              <w:t xml:space="preserve">PatchTST</w:t>
+            </w:r>
+          </w:p>
+        </w:tc>
+      </w:tr>
+      <w:tr>
+        <w:trPr>
+          <w:cantSplit/>
+        </w:trPr>
+        <w:tc>
+          <w:tcPr>
+            <w:tcBorders/>
+            <w:vAlign w:val="center"/>
+          </w:tcPr>
+          <w:p>
+            <w:pPr>
+              <w:pStyle w:val="TableText"/>
+              <w:jc w:val="left"/>
+            </w:pPr>
+            <w:r>
+              <w:rPr>
+                <w:noProof/>
+              </w:rPr>
+              <w:t xml:space="preserve">MLP</w:t>
+            </w:r>
+          </w:p>
+        </w:tc>
+        <w:tc>
+          <w:tcPr>
+            <w:tcBorders/>
+            <w:vAlign w:val="center"/>
+          </w:tcPr>
+          <w:p>
+            <w:pPr>
+              <w:pStyle w:val="TableText"/>
+              <w:jc w:val="right"/>
+            </w:pPr>
+            <w:r>
+              <w:rPr>
+                <w:noProof/>
+              </w:rPr>
+              <w:t xml:space="preserve">2.035 (5)</w:t>
+            </w:r>
+          </w:p>
+        </w:tc>
+        <w:tc>
+          <w:tcPr>
+            <w:tcBorders/>
+            <w:vAlign w:val="center"/>
+          </w:tcPr>
+          <w:p>
+            <w:pPr>
+              <w:pStyle w:val="TableText"/>
+              <w:jc w:val="right"/>
+            </w:pPr>
+            <w:r>
+              <w:rPr>
+                <w:noProof/>
+              </w:rPr>
+              <w:t xml:space="preserve">1.966 (3)</w:t>
+            </w:r>
+          </w:p>
+        </w:tc>
+        <w:tc>
+          <w:tcPr>
+            <w:tcBorders/>
+            <w:vAlign w:val="center"/>
+          </w:tcPr>
+          <w:p>
+            <w:pPr>
+              <w:pStyle w:val="TableText"/>
+              <w:jc w:val="right"/>
+            </w:pPr>
+            <w:r>
+              <w:rPr>
+                <w:noProof/>
+              </w:rPr>
+              <w:t xml:space="preserve">1.953 (2)</w:t>
+            </w:r>
+          </w:p>
+        </w:tc>
+        <w:tc>
+          <w:tcPr>
+            <w:tcBorders/>
+            <w:vAlign w:val="center"/>
+          </w:tcPr>
+          <w:p>
+            <w:pPr>
+              <w:pStyle w:val="TableText"/>
+              <w:jc w:val="right"/>
+            </w:pPr>
+            <w:r>
+              <w:rPr>
+                <w:noProof/>
+              </w:rPr>
+              <w:t xml:space="preserve">1.903 (1)</w:t>
+            </w:r>
+          </w:p>
+        </w:tc>
+        <w:tc>
+          <w:tcPr>
+            <w:tcBorders/>
+            <w:vAlign w:val="center"/>
+          </w:tcPr>
+          <w:p>
+            <w:pPr>
+              <w:pStyle w:val="TableText"/>
+              <w:jc w:val="right"/>
+            </w:pPr>
+            <w:r>
+              <w:rPr>
+                <w:noProof/>
+              </w:rPr>
+              <w:t xml:space="preserve">1.968 (4)</w:t>
+            </w:r>
+          </w:p>
+        </w:tc>
+      </w:tr>
+      <w:tr>
+        <w:trPr>
+          <w:cantSplit/>
+        </w:trPr>
+        <w:tc>
+          <w:tcPr>
+            <w:tcBorders/>
+            <w:vAlign w:val="center"/>
+          </w:tcPr>
+          <w:p>
+            <w:pPr>
+              <w:pStyle w:val="TableText"/>
+              <w:jc w:val="left"/>
+            </w:pPr>
+            <w:r>
+              <w:rPr>
+                <w:noProof/>
+              </w:rPr>
+              <w:t xml:space="preserve">ResNet</w:t>
+            </w:r>
+          </w:p>
+        </w:tc>
+        <w:tc>
+          <w:tcPr>
+            <w:tcBorders/>
+            <w:vAlign w:val="center"/>
+          </w:tcPr>
+          <w:p>
+            <w:pPr>
+              <w:pStyle w:val="TableText"/>
+              <w:jc w:val="right"/>
+            </w:pPr>
+            <w:r>
+              <w:rPr>
+                <w:noProof/>
+              </w:rPr>
+              <w:t xml:space="preserve">2.005 (5)</w:t>
+            </w:r>
+          </w:p>
+        </w:tc>
+        <w:tc>
+          <w:tcPr>
+            <w:tcBorders/>
+            <w:vAlign w:val="center"/>
+          </w:tcPr>
+          <w:p>
+            <w:pPr>
+              <w:pStyle w:val="TableText"/>
+              <w:jc w:val="right"/>
+            </w:pPr>
+            <w:r>
+              <w:rPr>
+                <w:noProof/>
+              </w:rPr>
+              <w:t xml:space="preserve">1.863 (1)</w:t>
+            </w:r>
+          </w:p>
+        </w:tc>
+        <w:tc>
+          <w:tcPr>
+            <w:tcBorders/>
+            <w:vAlign w:val="center"/>
+          </w:tcPr>
+          <w:p>
+            <w:pPr>
+              <w:pStyle w:val="TableText"/>
+              <w:jc w:val="right"/>
+            </w:pPr>
+            <w:r>
+              <w:rPr>
+                <w:noProof/>
+              </w:rPr>
+              <w:t xml:space="preserve">1.900 (2)</w:t>
+            </w:r>
+          </w:p>
+        </w:tc>
+        <w:tc>
+          <w:tcPr>
+            <w:tcBorders/>
+            <w:vAlign w:val="center"/>
+          </w:tcPr>
+          <w:p>
+            <w:pPr>
+              <w:pStyle w:val="TableText"/>
+              <w:jc w:val="right"/>
+            </w:pPr>
+            <w:r>
+              <w:rPr>
+                <w:noProof/>
+              </w:rPr>
+              <w:t xml:space="preserve">1.994 (4)</w:t>
+            </w:r>
+          </w:p>
+        </w:tc>
+        <w:tc>
+          <w:tcPr>
+            <w:tcBorders/>
+            <w:vAlign w:val="center"/>
+          </w:tcPr>
+          <w:p>
+            <w:pPr>
+              <w:pStyle w:val="TableText"/>
+              <w:jc w:val="right"/>
+            </w:pPr>
+            <w:r>
+              <w:rPr>
+                <w:noProof/>
+              </w:rPr>
+              <w:t xml:space="preserve">1.908 (3)</w:t>
+            </w:r>
+          </w:p>
+        </w:tc>
+      </w:tr>
+      <w:tr>
+        <w:trPr>
+          <w:cantSplit/>
+        </w:trPr>
+        <w:tc>
+          <w:tcPr>
+            <w:tcBorders>
+              <w:bottom w:val="single" w:sz="12" w:space="0" w:color="000000"/>
+            </w:tcBorders>
+            <w:vAlign w:val="center"/>
+          </w:tcPr>
+          <w:p>
+            <w:pPr>
+              <w:pStyle w:val="TableText"/>
+              <w:jc w:val="left"/>
+            </w:pPr>
+            <w:r>
+              <w:rPr>
+                <w:noProof/>
+              </w:rPr>
+              <w:t xml:space="preserve">FT-Transformer</w:t>
+            </w:r>
+          </w:p>
+        </w:tc>
+        <w:tc>
+          <w:tcPr>
+            <w:tcBorders>
+              <w:bottom w:val="single" w:sz="12" w:space="0" w:color="000000"/>
+            </w:tcBorders>
+            <w:vAlign w:val="center"/>
+          </w:tcPr>
+          <w:p>
+            <w:pPr>
+              <w:pStyle w:val="TableText"/>
+              <w:jc w:val="right"/>
+            </w:pPr>
+            <w:r>
+              <w:rPr>
+                <w:noProof/>
+              </w:rPr>
+              <w:t xml:space="preserve">2.017 (1)</w:t>
+            </w:r>
+          </w:p>
+        </w:tc>
+        <w:tc>
+          <w:tcPr>
+            <w:tcBorders>
+              <w:bottom w:val="single" w:sz="12" w:space="0" w:color="000000"/>
+            </w:tcBorders>
+            <w:vAlign w:val="center"/>
+          </w:tcPr>
+          <w:p>
+            <w:pPr>
+              <w:pStyle w:val="TableText"/>
+              <w:jc w:val="right"/>
+            </w:pPr>
+            <w:r>
+              <w:rPr>
+                <w:noProof/>
+              </w:rPr>
+              <w:t xml:space="preserve">2.166 (3)</w:t>
+            </w:r>
+          </w:p>
+        </w:tc>
+        <w:tc>
+          <w:tcPr>
+            <w:tcBorders>
+              <w:bottom w:val="single" w:sz="12" w:space="0" w:color="000000"/>
+            </w:tcBorders>
+            <w:vAlign w:val="center"/>
+          </w:tcPr>
+          <w:p>
+            <w:pPr>
+              <w:pStyle w:val="TableText"/>
+              <w:jc w:val="right"/>
+            </w:pPr>
+            <w:r>
+              <w:rPr>
+                <w:noProof/>
+              </w:rPr>
+              <w:t xml:space="preserve">2.259 (5)</w:t>
+            </w:r>
+          </w:p>
+        </w:tc>
+        <w:tc>
+          <w:tcPr>
+            <w:tcBorders>
+              <w:bottom w:val="single" w:sz="12" w:space="0" w:color="000000"/>
+            </w:tcBorders>
+            <w:vAlign w:val="center"/>
+          </w:tcPr>
+          <w:p>
+            <w:pPr>
+              <w:pStyle w:val="TableText"/>
+              <w:jc w:val="right"/>
+            </w:pPr>
+            <w:r>
+              <w:rPr>
+                <w:noProof/>
+              </w:rPr>
+              <w:t xml:space="preserve">2.097 (2)</w:t>
+            </w:r>
+          </w:p>
+        </w:tc>
+        <w:tc>
+          <w:tcPr>
+            <w:tcBorders>
+              <w:bottom w:val="single" w:sz="12" w:space="0" w:color="000000"/>
+            </w:tcBorders>
+            <w:vAlign w:val="center"/>
+          </w:tcPr>
+          <w:p>
+            <w:pPr>
+              <w:pStyle w:val="TableText"/>
+              <w:jc w:val="right"/>
+            </w:pPr>
+            <w:r>
+              <w:rPr>
+                <w:noProof/>
+              </w:rPr>
+              <w:t xml:space="preserve">2.169 (4)</w:t>
+            </w:r>
+          </w:p>
+        </w:tc>
+      </w:tr>
+    </w:tbl>
+    <w:p>
+      <w:pPr>
+        <w:pStyle w:val="TableNote"/>
+      </w:pPr>
+      <w:r>
+        <w:t xml:space="preserve">44个电芯，5折×3个种子。组合间差异的平方和占比（95%置信区间，5,000次按折分层的电芯自助重采样）：主分支68.8%（48.9%～79.9%），补充分支1.8%（0.4%～6.1%），组合依赖29.5%（18.1%～48.3%）；去掉FT-Transformer后分别为9.2%、51.0%和39.8%（24.6%～58.6%）。以种子为重复的交互项检验：</w:t>
+      </w:r>
+      <w:r>
+        <w:rPr>
+          <w:i/>
+          <w:iCs/>
+        </w:rPr>
+        <w:t xml:space="preserve">F</w:t>
+      </w:r>
+      <w:r>
+        <w:t xml:space="preserve">(8, 30) = 1.74，</w:t>
+      </w:r>
+      <w:r>
+        <w:rPr>
+          <w:i/>
+          <w:iCs/>
+        </w:rPr>
+        <w:t xml:space="preserve">p</w:t>
       </w:r>
       <w:r>
         <w:t xml:space="preserve"> </w:t>
       </w:r>
       <w:r>
-        <w:t xml:space="preserve">Holm校正。留一工况组验证下各工况组的误差见正文图7a。</w:t>
+        <w:t xml:space="preserve">= 0.13。ResNet＋MLP − MLP＋PatchTST = −0.105个百分点（−0.146～−0.064；33/44个电芯）。</w:t>
       </w:r>
     </w:p>
     <w:bookmarkEnd w:id="25"/>
@@ -21569,7 +21956,7 @@
           <wp:inline>
             <wp:extent cx="5334000" cy="2215300"/>
             <wp:effectExtent b="0" l="0" r="0" t="0"/>
-            <wp:docPr descr="补充图S3 R0（蓝色实线）与GBDT（青绿色虚线）随SOH变化的平均偏差与整体残差分布。残差为每条记录的种子平均预测减实测SOH。左：按实测SOH每1个百分点分箱，仅显示至少含20条记录的箱；底色标示SOH &lt; 80%与≥ 95%的区间；插图放大SOH 89%～97%的区域。右：全部16,938个残差的核密度估计，按共同最大值归一化。" title="" id="33" name="Picture"/>
+            <wp:docPr descr="补充图S3 R0（蓝色实线）与只含主分支的模型A2（棕色虚线）随SOH变化的平均偏差与整体残差分布。残差为每条记录的种子平均预测减实测SOH。左：按实测SOH每1个百分点分箱，仅显示至少含20条记录的箱；底色标示SOH &lt; 80%与≥ 95%的区间；插图放大SOH 89%～97%的区域。右：全部16,938个残差的核密度估计，按共同最大值归一化。" title="" id="33" name="Picture"/>
             <a:graphic>
               <a:graphicData uri="http://schemas.openxmlformats.org/drawingml/2006/picture">
                 <pic:pic>
@@ -21622,7 +22009,7 @@
         <w:t xml:space="preserve"> </w:t>
       </w:r>
       <w:r>
-        <w:t xml:space="preserve">R0（蓝色实线）与GBDT（青绿色虚线）随SOH变化的平均偏差与整体残差分布。残差为每条记录的种子平均预测减实测SOH。左：按实测SOH每1个百分点分箱，仅显示至少含20条记录的箱；底色标示SOH &lt; 80%与≥ 95%的区间；插图放大SOH 89%～97%的区域。右：全部16,938个残差的核密度估计，按共同最大值归一化。</w:t>
+        <w:t xml:space="preserve">R0（蓝色实线）与只含主分支的模型A2（棕色虚线）随SOH变化的平均偏差与整体残差分布。残差为每条记录的种子平均预测减实测SOH。左：按实测SOH每1个百分点分箱，仅显示至少含20条记录的箱；底色标示SOH &lt; 80%与≥ 95%的区间；插图放大SOH 89%～97%的区域。右：全部16,938个残差的核密度估计，按共同最大值归一化。</w:t>
       </w:r>
     </w:p>
     <w:p>
